--- a/deliverables/inland_transport_2026-10/docx/QASOP_0XX_A05.docx
+++ b/deliverables/inland_transport_2026-10/docx/QASOP_0XX_A05.docx
@@ -193,6 +193,7 @@
     <w:p/>
     <w:p>
       <w:pPr>
+        <w:keepNext/>
         <w:spacing w:before="140" w:after="60"/>
       </w:pPr>
       <w:r>
@@ -774,6 +775,7 @@
     </w:tbl>
     <w:p>
       <w:pPr>
+        <w:keepNext/>
         <w:spacing w:before="140" w:after="60"/>
       </w:pPr>
       <w:r>
@@ -1408,6 +1410,7 @@
     </w:p>
     <w:p>
       <w:pPr>
+        <w:keepNext/>
         <w:spacing w:before="240" w:after="140"/>
         <w:outlineLvl w:val="0"/>
       </w:pPr>
@@ -1480,6 +1483,7 @@
     </w:p>
     <w:p>
       <w:pPr>
+        <w:keepNext/>
         <w:spacing w:before="240" w:after="140"/>
         <w:outlineLvl w:val="0"/>
       </w:pPr>
@@ -1577,6 +1581,7 @@
       <w:tr>
         <w:trPr>
           <w:tblHeader w:val="true"/>
+          <w:cantSplit/>
         </w:trPr>
         <w:tc>
           <w:tcPr>
@@ -1586,6 +1591,7 @@
           </w:tcPr>
           <w:p>
             <w:pPr>
+              <w:keepNext/>
               <w:spacing w:before="20" w:after="20"/>
               <w:jc w:val="center"/>
             </w:pPr>
@@ -1630,6 +1636,7 @@
           </w:tcPr>
           <w:p>
             <w:pPr>
+              <w:keepNext/>
               <w:spacing w:before="20" w:after="20"/>
               <w:jc w:val="center"/>
             </w:pPr>
@@ -1674,6 +1681,7 @@
           </w:tcPr>
           <w:p>
             <w:pPr>
+              <w:keepNext/>
               <w:spacing w:before="20" w:after="20"/>
               <w:jc w:val="center"/>
             </w:pPr>
@@ -1718,6 +1726,7 @@
           </w:tcPr>
           <w:p>
             <w:pPr>
+              <w:keepNext/>
               <w:spacing w:before="20" w:after="20"/>
               <w:jc w:val="center"/>
             </w:pPr>
@@ -1742,6 +1751,7 @@
           </w:tcPr>
           <w:p>
             <w:pPr>
+              <w:keepNext/>
               <w:spacing w:before="20" w:after="20"/>
               <w:jc w:val="center"/>
             </w:pPr>
@@ -1786,6 +1796,7 @@
           </w:tcPr>
           <w:p>
             <w:pPr>
+              <w:keepNext/>
               <w:spacing w:before="20" w:after="20"/>
               <w:jc w:val="center"/>
             </w:pPr>
@@ -1824,6 +1835,9 @@
         </w:tc>
       </w:tr>
       <w:tr>
+        <w:trPr>
+          <w:cantSplit/>
+        </w:trPr>
         <w:tc>
           <w:tcPr>
             <w:vAlign w:val="center"/>
@@ -1831,6 +1845,7 @@
           </w:tcPr>
           <w:p>
             <w:pPr>
+              <w:keepNext/>
               <w:spacing w:before="20" w:after="20"/>
               <w:jc w:val="center"/>
             </w:pPr>
@@ -1844,6 +1859,7 @@
           </w:tcPr>
           <w:p>
             <w:pPr>
+              <w:keepNext/>
               <w:spacing w:before="20" w:after="20"/>
               <w:jc w:val="center"/>
             </w:pPr>
@@ -1857,6 +1873,7 @@
           </w:tcPr>
           <w:p>
             <w:pPr>
+              <w:keepNext/>
               <w:spacing w:before="20" w:after="20"/>
               <w:jc w:val="center"/>
             </w:pPr>
@@ -1870,6 +1887,7 @@
           </w:tcPr>
           <w:p>
             <w:pPr>
+              <w:keepNext/>
               <w:spacing w:before="20" w:after="20"/>
               <w:jc w:val="center"/>
             </w:pPr>
@@ -1883,6 +1901,7 @@
           </w:tcPr>
           <w:p>
             <w:pPr>
+              <w:keepNext/>
               <w:spacing w:before="20" w:after="20"/>
               <w:jc w:val="center"/>
             </w:pPr>
@@ -1896,6 +1915,7 @@
           </w:tcPr>
           <w:p>
             <w:pPr>
+              <w:keepNext/>
               <w:spacing w:before="20" w:after="20"/>
               <w:jc w:val="center"/>
             </w:pPr>
@@ -1904,6 +1924,9 @@
         </w:tc>
       </w:tr>
       <w:tr>
+        <w:trPr>
+          <w:cantSplit/>
+        </w:trPr>
         <w:tc>
           <w:tcPr>
             <w:vAlign w:val="center"/>
@@ -1911,6 +1934,7 @@
           </w:tcPr>
           <w:p>
             <w:pPr>
+              <w:keepNext/>
               <w:spacing w:before="20" w:after="20"/>
               <w:jc w:val="center"/>
             </w:pPr>
@@ -1924,6 +1948,7 @@
           </w:tcPr>
           <w:p>
             <w:pPr>
+              <w:keepNext/>
               <w:spacing w:before="20" w:after="20"/>
               <w:jc w:val="center"/>
             </w:pPr>
@@ -1937,6 +1962,7 @@
           </w:tcPr>
           <w:p>
             <w:pPr>
+              <w:keepNext/>
               <w:spacing w:before="20" w:after="20"/>
               <w:jc w:val="center"/>
             </w:pPr>
@@ -1950,6 +1976,7 @@
           </w:tcPr>
           <w:p>
             <w:pPr>
+              <w:keepNext/>
               <w:spacing w:before="20" w:after="20"/>
               <w:jc w:val="center"/>
             </w:pPr>
@@ -1963,6 +1990,7 @@
           </w:tcPr>
           <w:p>
             <w:pPr>
+              <w:keepNext/>
               <w:spacing w:before="20" w:after="20"/>
               <w:jc w:val="center"/>
             </w:pPr>
@@ -1976,6 +2004,7 @@
           </w:tcPr>
           <w:p>
             <w:pPr>
+              <w:keepNext/>
               <w:spacing w:before="20" w:after="20"/>
               <w:jc w:val="center"/>
             </w:pPr>
@@ -1984,6 +2013,9 @@
         </w:tc>
       </w:tr>
       <w:tr>
+        <w:trPr>
+          <w:cantSplit/>
+        </w:trPr>
         <w:tc>
           <w:tcPr>
             <w:vAlign w:val="center"/>
@@ -1991,6 +2023,7 @@
           </w:tcPr>
           <w:p>
             <w:pPr>
+              <w:keepNext/>
               <w:spacing w:before="20" w:after="20"/>
               <w:jc w:val="center"/>
             </w:pPr>
@@ -2004,6 +2037,7 @@
           </w:tcPr>
           <w:p>
             <w:pPr>
+              <w:keepNext/>
               <w:spacing w:before="20" w:after="20"/>
               <w:jc w:val="center"/>
             </w:pPr>
@@ -2017,6 +2051,7 @@
           </w:tcPr>
           <w:p>
             <w:pPr>
+              <w:keepNext/>
               <w:spacing w:before="20" w:after="20"/>
               <w:jc w:val="center"/>
             </w:pPr>
@@ -2030,6 +2065,7 @@
           </w:tcPr>
           <w:p>
             <w:pPr>
+              <w:keepNext/>
               <w:spacing w:before="20" w:after="20"/>
               <w:jc w:val="center"/>
             </w:pPr>
@@ -2043,6 +2079,7 @@
           </w:tcPr>
           <w:p>
             <w:pPr>
+              <w:keepNext/>
               <w:spacing w:before="20" w:after="20"/>
               <w:jc w:val="center"/>
             </w:pPr>
@@ -2056,6 +2093,7 @@
           </w:tcPr>
           <w:p>
             <w:pPr>
+              <w:keepNext/>
               <w:spacing w:before="20" w:after="20"/>
               <w:jc w:val="center"/>
             </w:pPr>
@@ -2064,6 +2102,9 @@
         </w:tc>
       </w:tr>
       <w:tr>
+        <w:trPr>
+          <w:cantSplit/>
+        </w:trPr>
         <w:tc>
           <w:tcPr>
             <w:vAlign w:val="center"/>
@@ -2071,6 +2112,7 @@
           </w:tcPr>
           <w:p>
             <w:pPr>
+              <w:keepNext/>
               <w:spacing w:before="20" w:after="20"/>
               <w:jc w:val="center"/>
             </w:pPr>
@@ -2084,6 +2126,7 @@
           </w:tcPr>
           <w:p>
             <w:pPr>
+              <w:keepNext/>
               <w:spacing w:before="20" w:after="20"/>
               <w:jc w:val="center"/>
             </w:pPr>
@@ -2097,6 +2140,7 @@
           </w:tcPr>
           <w:p>
             <w:pPr>
+              <w:keepNext/>
               <w:spacing w:before="20" w:after="20"/>
               <w:jc w:val="center"/>
             </w:pPr>
@@ -2110,6 +2154,7 @@
           </w:tcPr>
           <w:p>
             <w:pPr>
+              <w:keepNext/>
               <w:spacing w:before="20" w:after="20"/>
               <w:jc w:val="center"/>
             </w:pPr>
@@ -2123,6 +2168,7 @@
           </w:tcPr>
           <w:p>
             <w:pPr>
+              <w:keepNext/>
               <w:spacing w:before="20" w:after="20"/>
               <w:jc w:val="center"/>
             </w:pPr>
@@ -2136,6 +2182,7 @@
           </w:tcPr>
           <w:p>
             <w:pPr>
+              <w:keepNext/>
               <w:spacing w:before="20" w:after="20"/>
               <w:jc w:val="center"/>
             </w:pPr>
@@ -2144,6 +2191,9 @@
         </w:tc>
       </w:tr>
       <w:tr>
+        <w:trPr>
+          <w:cantSplit/>
+        </w:trPr>
         <w:tc>
           <w:tcPr>
             <w:vAlign w:val="center"/>
@@ -2151,6 +2201,7 @@
           </w:tcPr>
           <w:p>
             <w:pPr>
+              <w:keepNext/>
               <w:spacing w:before="20" w:after="20"/>
               <w:jc w:val="center"/>
             </w:pPr>
@@ -2164,6 +2215,7 @@
           </w:tcPr>
           <w:p>
             <w:pPr>
+              <w:keepNext/>
               <w:spacing w:before="20" w:after="20"/>
               <w:jc w:val="center"/>
             </w:pPr>
@@ -2177,6 +2229,7 @@
           </w:tcPr>
           <w:p>
             <w:pPr>
+              <w:keepNext/>
               <w:spacing w:before="20" w:after="20"/>
               <w:jc w:val="center"/>
             </w:pPr>
@@ -2190,6 +2243,7 @@
           </w:tcPr>
           <w:p>
             <w:pPr>
+              <w:keepNext/>
               <w:spacing w:before="20" w:after="20"/>
               <w:jc w:val="center"/>
             </w:pPr>
@@ -2203,6 +2257,7 @@
           </w:tcPr>
           <w:p>
             <w:pPr>
+              <w:keepNext/>
               <w:spacing w:before="20" w:after="20"/>
               <w:jc w:val="center"/>
             </w:pPr>
@@ -2216,6 +2271,7 @@
           </w:tcPr>
           <w:p>
             <w:pPr>
+              <w:keepNext/>
               <w:spacing w:before="20" w:after="20"/>
               <w:jc w:val="center"/>
             </w:pPr>
@@ -2224,6 +2280,9 @@
         </w:tc>
       </w:tr>
       <w:tr>
+        <w:trPr>
+          <w:cantSplit/>
+        </w:trPr>
         <w:tc>
           <w:tcPr>
             <w:vAlign w:val="center"/>
@@ -2306,6 +2365,7 @@
     </w:tbl>
     <w:p>
       <w:pPr>
+        <w:keepNext/>
         <w:spacing w:before="240" w:after="140"/>
         <w:outlineLvl w:val="0"/>
       </w:pPr>
@@ -2378,6 +2438,7 @@
     </w:p>
     <w:p>
       <w:pPr>
+        <w:keepNext/>
         <w:spacing w:before="140" w:after="60"/>
       </w:pPr>
       <w:r>
@@ -2493,6 +2554,7 @@
     </w:p>
     <w:p>
       <w:pPr>
+        <w:keepNext/>
         <w:spacing w:before="140" w:after="60"/>
       </w:pPr>
       <w:r>
@@ -2650,6 +2712,7 @@
     </w:p>
     <w:p>
       <w:pPr>
+        <w:keepNext/>
         <w:spacing w:before="140" w:after="60"/>
       </w:pPr>
       <w:r>
@@ -2947,6 +3010,7 @@
     </w:p>
     <w:p>
       <w:pPr>
+        <w:keepNext/>
         <w:spacing w:before="140" w:after="60"/>
       </w:pPr>
       <w:r>
@@ -3141,6 +3205,7 @@
     </w:p>
     <w:p>
       <w:pPr>
+        <w:keepNext/>
         <w:spacing w:before="160" w:after="80"/>
         <w:outlineLvl w:val="1"/>
       </w:pPr>
@@ -3713,6 +3778,7 @@
     </w:p>
     <w:p>
       <w:pPr>
+        <w:keepNext/>
         <w:spacing w:before="240" w:after="140"/>
         <w:outlineLvl w:val="0"/>
       </w:pPr>
@@ -3776,6 +3842,7 @@
       <w:tr>
         <w:trPr>
           <w:tblHeader w:val="true"/>
+          <w:cantSplit/>
         </w:trPr>
         <w:tc>
           <w:tcPr>
@@ -3785,6 +3852,7 @@
           </w:tcPr>
           <w:p>
             <w:pPr>
+              <w:keepNext/>
               <w:spacing w:before="20" w:after="20"/>
               <w:jc w:val="center"/>
             </w:pPr>
@@ -3829,6 +3897,7 @@
           </w:tcPr>
           <w:p>
             <w:pPr>
+              <w:keepNext/>
               <w:spacing w:before="20" w:after="20"/>
               <w:jc w:val="center"/>
             </w:pPr>
@@ -3873,6 +3942,7 @@
           </w:tcPr>
           <w:p>
             <w:pPr>
+              <w:keepNext/>
               <w:spacing w:before="20" w:after="20"/>
               <w:jc w:val="center"/>
             </w:pPr>
@@ -3917,6 +3987,7 @@
           </w:tcPr>
           <w:p>
             <w:pPr>
+              <w:keepNext/>
               <w:spacing w:before="20" w:after="20"/>
               <w:jc w:val="center"/>
             </w:pPr>
@@ -3961,6 +4032,7 @@
           </w:tcPr>
           <w:p>
             <w:pPr>
+              <w:keepNext/>
               <w:spacing w:before="20" w:after="20"/>
               <w:jc w:val="center"/>
             </w:pPr>
@@ -3985,6 +4057,7 @@
           </w:tcPr>
           <w:p>
             <w:pPr>
+              <w:keepNext/>
               <w:spacing w:before="20" w:after="20"/>
               <w:jc w:val="center"/>
             </w:pPr>
@@ -4009,6 +4082,7 @@
           </w:tcPr>
           <w:p>
             <w:pPr>
+              <w:keepNext/>
               <w:spacing w:before="20" w:after="20"/>
               <w:jc w:val="center"/>
             </w:pPr>
@@ -4053,6 +4127,7 @@
           </w:tcPr>
           <w:p>
             <w:pPr>
+              <w:keepNext/>
               <w:spacing w:before="20" w:after="20"/>
               <w:jc w:val="center"/>
             </w:pPr>
@@ -4091,6 +4166,9 @@
         </w:tc>
       </w:tr>
       <w:tr>
+        <w:trPr>
+          <w:cantSplit/>
+        </w:trPr>
         <w:tc>
           <w:tcPr>
             <w:shd w:val="clear" w:color="auto" w:fill="F2F2F2"/>
@@ -4099,6 +4177,7 @@
           </w:tcPr>
           <w:p>
             <w:pPr>
+              <w:keepNext/>
               <w:spacing w:before="20" w:after="20"/>
               <w:jc w:val="center"/>
             </w:pPr>
@@ -4122,6 +4201,7 @@
           </w:tcPr>
           <w:p>
             <w:pPr>
+              <w:keepNext/>
               <w:spacing w:before="20" w:after="20"/>
               <w:jc w:val="center"/>
             </w:pPr>
@@ -4135,6 +4215,7 @@
           </w:tcPr>
           <w:p>
             <w:pPr>
+              <w:keepNext/>
               <w:spacing w:before="20" w:after="20"/>
               <w:jc w:val="center"/>
             </w:pPr>
@@ -4148,6 +4229,7 @@
           </w:tcPr>
           <w:p>
             <w:pPr>
+              <w:keepNext/>
               <w:spacing w:before="20" w:after="20"/>
               <w:jc w:val="center"/>
             </w:pPr>
@@ -4161,6 +4243,7 @@
           </w:tcPr>
           <w:p>
             <w:pPr>
+              <w:keepNext/>
               <w:spacing w:before="20" w:after="20"/>
               <w:jc w:val="center"/>
             </w:pPr>
@@ -4174,6 +4257,7 @@
           </w:tcPr>
           <w:p>
             <w:pPr>
+              <w:keepNext/>
               <w:spacing w:before="20" w:after="20"/>
               <w:jc w:val="center"/>
             </w:pPr>
@@ -4187,6 +4271,7 @@
           </w:tcPr>
           <w:p>
             <w:pPr>
+              <w:keepNext/>
               <w:spacing w:before="20" w:after="20"/>
               <w:jc w:val="center"/>
             </w:pPr>
@@ -4200,6 +4285,7 @@
           </w:tcPr>
           <w:p>
             <w:pPr>
+              <w:keepNext/>
               <w:spacing w:before="20" w:after="20"/>
               <w:jc w:val="center"/>
             </w:pPr>
@@ -4208,6 +4294,9 @@
         </w:tc>
       </w:tr>
       <w:tr>
+        <w:trPr>
+          <w:cantSplit/>
+        </w:trPr>
         <w:tc>
           <w:tcPr>
             <w:shd w:val="clear" w:color="auto" w:fill="F2F2F2"/>
@@ -4216,6 +4305,7 @@
           </w:tcPr>
           <w:p>
             <w:pPr>
+              <w:keepNext/>
               <w:spacing w:before="20" w:after="20"/>
               <w:jc w:val="center"/>
             </w:pPr>
@@ -4239,6 +4329,7 @@
           </w:tcPr>
           <w:p>
             <w:pPr>
+              <w:keepNext/>
               <w:spacing w:before="20" w:after="20"/>
               <w:jc w:val="center"/>
             </w:pPr>
@@ -4252,6 +4343,7 @@
           </w:tcPr>
           <w:p>
             <w:pPr>
+              <w:keepNext/>
               <w:spacing w:before="20" w:after="20"/>
               <w:jc w:val="center"/>
             </w:pPr>
@@ -4265,6 +4357,7 @@
           </w:tcPr>
           <w:p>
             <w:pPr>
+              <w:keepNext/>
               <w:spacing w:before="20" w:after="20"/>
               <w:jc w:val="center"/>
             </w:pPr>
@@ -4278,6 +4371,7 @@
           </w:tcPr>
           <w:p>
             <w:pPr>
+              <w:keepNext/>
               <w:spacing w:before="20" w:after="20"/>
               <w:jc w:val="center"/>
             </w:pPr>
@@ -4291,6 +4385,7 @@
           </w:tcPr>
           <w:p>
             <w:pPr>
+              <w:keepNext/>
               <w:spacing w:before="20" w:after="20"/>
               <w:jc w:val="center"/>
             </w:pPr>
@@ -4304,6 +4399,7 @@
           </w:tcPr>
           <w:p>
             <w:pPr>
+              <w:keepNext/>
               <w:spacing w:before="20" w:after="20"/>
               <w:jc w:val="center"/>
             </w:pPr>
@@ -4317,6 +4413,7 @@
           </w:tcPr>
           <w:p>
             <w:pPr>
+              <w:keepNext/>
               <w:spacing w:before="20" w:after="20"/>
               <w:jc w:val="center"/>
             </w:pPr>
@@ -4325,6 +4422,9 @@
         </w:tc>
       </w:tr>
       <w:tr>
+        <w:trPr>
+          <w:cantSplit/>
+        </w:trPr>
         <w:tc>
           <w:tcPr>
             <w:shd w:val="clear" w:color="auto" w:fill="F2F2F2"/>
@@ -4333,6 +4433,7 @@
           </w:tcPr>
           <w:p>
             <w:pPr>
+              <w:keepNext/>
               <w:spacing w:before="20" w:after="20"/>
               <w:jc w:val="center"/>
             </w:pPr>
@@ -4356,6 +4457,7 @@
           </w:tcPr>
           <w:p>
             <w:pPr>
+              <w:keepNext/>
               <w:spacing w:before="20" w:after="20"/>
               <w:jc w:val="center"/>
             </w:pPr>
@@ -4369,6 +4471,7 @@
           </w:tcPr>
           <w:p>
             <w:pPr>
+              <w:keepNext/>
               <w:spacing w:before="20" w:after="20"/>
               <w:jc w:val="center"/>
             </w:pPr>
@@ -4382,6 +4485,7 @@
           </w:tcPr>
           <w:p>
             <w:pPr>
+              <w:keepNext/>
               <w:spacing w:before="20" w:after="20"/>
               <w:jc w:val="center"/>
             </w:pPr>
@@ -4395,6 +4499,7 @@
           </w:tcPr>
           <w:p>
             <w:pPr>
+              <w:keepNext/>
               <w:spacing w:before="20" w:after="20"/>
               <w:jc w:val="center"/>
             </w:pPr>
@@ -4408,6 +4513,7 @@
           </w:tcPr>
           <w:p>
             <w:pPr>
+              <w:keepNext/>
               <w:spacing w:before="20" w:after="20"/>
               <w:jc w:val="center"/>
             </w:pPr>
@@ -4421,6 +4527,7 @@
           </w:tcPr>
           <w:p>
             <w:pPr>
+              <w:keepNext/>
               <w:spacing w:before="20" w:after="20"/>
               <w:jc w:val="center"/>
             </w:pPr>
@@ -4434,6 +4541,7 @@
           </w:tcPr>
           <w:p>
             <w:pPr>
+              <w:keepNext/>
               <w:spacing w:before="20" w:after="20"/>
               <w:jc w:val="center"/>
             </w:pPr>
@@ -4442,6 +4550,9 @@
         </w:tc>
       </w:tr>
       <w:tr>
+        <w:trPr>
+          <w:cantSplit/>
+        </w:trPr>
         <w:tc>
           <w:tcPr>
             <w:shd w:val="clear" w:color="auto" w:fill="F2F2F2"/>
@@ -4450,6 +4561,7 @@
           </w:tcPr>
           <w:p>
             <w:pPr>
+              <w:keepNext/>
               <w:spacing w:before="20" w:after="20"/>
               <w:jc w:val="center"/>
             </w:pPr>
@@ -4473,6 +4585,7 @@
           </w:tcPr>
           <w:p>
             <w:pPr>
+              <w:keepNext/>
               <w:spacing w:before="20" w:after="20"/>
               <w:jc w:val="center"/>
             </w:pPr>
@@ -4486,6 +4599,7 @@
           </w:tcPr>
           <w:p>
             <w:pPr>
+              <w:keepNext/>
               <w:spacing w:before="20" w:after="20"/>
               <w:jc w:val="center"/>
             </w:pPr>
@@ -4499,6 +4613,7 @@
           </w:tcPr>
           <w:p>
             <w:pPr>
+              <w:keepNext/>
               <w:spacing w:before="20" w:after="20"/>
               <w:jc w:val="center"/>
             </w:pPr>
@@ -4512,6 +4627,7 @@
           </w:tcPr>
           <w:p>
             <w:pPr>
+              <w:keepNext/>
               <w:spacing w:before="20" w:after="20"/>
               <w:jc w:val="center"/>
             </w:pPr>
@@ -4525,6 +4641,7 @@
           </w:tcPr>
           <w:p>
             <w:pPr>
+              <w:keepNext/>
               <w:spacing w:before="20" w:after="20"/>
               <w:jc w:val="center"/>
             </w:pPr>
@@ -4538,6 +4655,7 @@
           </w:tcPr>
           <w:p>
             <w:pPr>
+              <w:keepNext/>
               <w:spacing w:before="20" w:after="20"/>
               <w:jc w:val="center"/>
             </w:pPr>
@@ -4551,6 +4669,7 @@
           </w:tcPr>
           <w:p>
             <w:pPr>
+              <w:keepNext/>
               <w:spacing w:before="20" w:after="20"/>
               <w:jc w:val="center"/>
             </w:pPr>
@@ -4559,6 +4678,9 @@
         </w:tc>
       </w:tr>
       <w:tr>
+        <w:trPr>
+          <w:cantSplit/>
+        </w:trPr>
         <w:tc>
           <w:tcPr>
             <w:shd w:val="clear" w:color="auto" w:fill="F2F2F2"/>
@@ -4567,6 +4689,7 @@
           </w:tcPr>
           <w:p>
             <w:pPr>
+              <w:keepNext/>
               <w:spacing w:before="20" w:after="20"/>
               <w:jc w:val="center"/>
             </w:pPr>
@@ -4590,6 +4713,7 @@
           </w:tcPr>
           <w:p>
             <w:pPr>
+              <w:keepNext/>
               <w:spacing w:before="20" w:after="20"/>
               <w:jc w:val="center"/>
             </w:pPr>
@@ -4603,6 +4727,7 @@
           </w:tcPr>
           <w:p>
             <w:pPr>
+              <w:keepNext/>
               <w:spacing w:before="20" w:after="20"/>
               <w:jc w:val="center"/>
             </w:pPr>
@@ -4616,6 +4741,7 @@
           </w:tcPr>
           <w:p>
             <w:pPr>
+              <w:keepNext/>
               <w:spacing w:before="20" w:after="20"/>
               <w:jc w:val="center"/>
             </w:pPr>
@@ -4629,6 +4755,7 @@
           </w:tcPr>
           <w:p>
             <w:pPr>
+              <w:keepNext/>
               <w:spacing w:before="20" w:after="20"/>
               <w:jc w:val="center"/>
             </w:pPr>
@@ -4642,6 +4769,7 @@
           </w:tcPr>
           <w:p>
             <w:pPr>
+              <w:keepNext/>
               <w:spacing w:before="20" w:after="20"/>
               <w:jc w:val="center"/>
             </w:pPr>
@@ -4655,6 +4783,7 @@
           </w:tcPr>
           <w:p>
             <w:pPr>
+              <w:keepNext/>
               <w:spacing w:before="20" w:after="20"/>
               <w:jc w:val="center"/>
             </w:pPr>
@@ -4668,6 +4797,7 @@
           </w:tcPr>
           <w:p>
             <w:pPr>
+              <w:keepNext/>
               <w:spacing w:before="20" w:after="20"/>
               <w:jc w:val="center"/>
             </w:pPr>
@@ -4676,6 +4806,9 @@
         </w:tc>
       </w:tr>
       <w:tr>
+        <w:trPr>
+          <w:cantSplit/>
+        </w:trPr>
         <w:tc>
           <w:tcPr>
             <w:shd w:val="clear" w:color="auto" w:fill="F2F2F2"/>
@@ -4818,6 +4951,7 @@
       <w:tr>
         <w:trPr>
           <w:tblHeader w:val="true"/>
+          <w:cantSplit/>
         </w:trPr>
         <w:tc>
           <w:tcPr>
@@ -4827,6 +4961,7 @@
           </w:tcPr>
           <w:p>
             <w:pPr>
+              <w:keepNext/>
               <w:spacing w:before="20" w:after="20"/>
               <w:jc w:val="center"/>
             </w:pPr>
@@ -4871,6 +5006,7 @@
           </w:tcPr>
           <w:p>
             <w:pPr>
+              <w:keepNext/>
               <w:spacing w:before="20" w:after="20"/>
               <w:jc w:val="center"/>
             </w:pPr>
@@ -4915,6 +5051,7 @@
           </w:tcPr>
           <w:p>
             <w:pPr>
+              <w:keepNext/>
               <w:spacing w:before="20" w:after="20"/>
               <w:jc w:val="center"/>
             </w:pPr>
@@ -4959,6 +5096,7 @@
           </w:tcPr>
           <w:p>
             <w:pPr>
+              <w:keepNext/>
               <w:spacing w:before="20" w:after="20"/>
               <w:jc w:val="center"/>
             </w:pPr>
@@ -4997,6 +5135,9 @@
         </w:tc>
       </w:tr>
       <w:tr>
+        <w:trPr>
+          <w:cantSplit/>
+        </w:trPr>
         <w:tc>
           <w:tcPr>
             <w:shd w:val="clear" w:color="auto" w:fill="F2F2F2"/>
@@ -5005,6 +5146,7 @@
           </w:tcPr>
           <w:p>
             <w:pPr>
+              <w:keepNext/>
               <w:spacing w:before="20" w:after="20"/>
               <w:jc w:val="center"/>
             </w:pPr>
@@ -5048,6 +5190,7 @@
           </w:tcPr>
           <w:p>
             <w:pPr>
+              <w:keepNext/>
               <w:spacing w:before="20" w:after="20"/>
               <w:jc w:val="center"/>
             </w:pPr>
@@ -5061,6 +5204,7 @@
           </w:tcPr>
           <w:p>
             <w:pPr>
+              <w:keepNext/>
               <w:spacing w:before="20" w:after="20"/>
               <w:jc w:val="center"/>
             </w:pPr>
@@ -5074,6 +5218,7 @@
           </w:tcPr>
           <w:p>
             <w:pPr>
+              <w:keepNext/>
               <w:spacing w:before="20" w:after="20"/>
               <w:jc w:val="center"/>
             </w:pPr>
@@ -5082,6 +5227,9 @@
         </w:tc>
       </w:tr>
       <w:tr>
+        <w:trPr>
+          <w:cantSplit/>
+        </w:trPr>
         <w:tc>
           <w:tcPr>
             <w:shd w:val="clear" w:color="auto" w:fill="F2F2F2"/>
@@ -5090,6 +5238,7 @@
           </w:tcPr>
           <w:p>
             <w:pPr>
+              <w:keepNext/>
               <w:spacing w:before="20" w:after="20"/>
               <w:jc w:val="center"/>
             </w:pPr>
@@ -5133,6 +5282,7 @@
           </w:tcPr>
           <w:p>
             <w:pPr>
+              <w:keepNext/>
               <w:spacing w:before="20" w:after="20"/>
               <w:jc w:val="center"/>
             </w:pPr>
@@ -5146,6 +5296,7 @@
           </w:tcPr>
           <w:p>
             <w:pPr>
+              <w:keepNext/>
               <w:spacing w:before="20" w:after="20"/>
               <w:jc w:val="center"/>
             </w:pPr>
@@ -5159,6 +5310,7 @@
           </w:tcPr>
           <w:p>
             <w:pPr>
+              <w:keepNext/>
               <w:spacing w:before="20" w:after="20"/>
               <w:jc w:val="center"/>
             </w:pPr>
@@ -5167,6 +5319,9 @@
         </w:tc>
       </w:tr>
       <w:tr>
+        <w:trPr>
+          <w:cantSplit/>
+        </w:trPr>
         <w:tc>
           <w:tcPr>
             <w:shd w:val="clear" w:color="auto" w:fill="F2F2F2"/>
@@ -5175,6 +5330,7 @@
           </w:tcPr>
           <w:p>
             <w:pPr>
+              <w:keepNext/>
               <w:spacing w:before="20" w:after="20"/>
               <w:jc w:val="center"/>
             </w:pPr>
@@ -5218,6 +5374,7 @@
           </w:tcPr>
           <w:p>
             <w:pPr>
+              <w:keepNext/>
               <w:spacing w:before="20" w:after="20"/>
               <w:jc w:val="center"/>
             </w:pPr>
@@ -5231,6 +5388,7 @@
           </w:tcPr>
           <w:p>
             <w:pPr>
+              <w:keepNext/>
               <w:spacing w:before="20" w:after="20"/>
               <w:jc w:val="center"/>
             </w:pPr>
@@ -5244,6 +5402,7 @@
           </w:tcPr>
           <w:p>
             <w:pPr>
+              <w:keepNext/>
               <w:spacing w:before="20" w:after="20"/>
               <w:jc w:val="center"/>
             </w:pPr>
@@ -5252,6 +5411,9 @@
         </w:tc>
       </w:tr>
       <w:tr>
+        <w:trPr>
+          <w:cantSplit/>
+        </w:trPr>
         <w:tc>
           <w:tcPr>
             <w:shd w:val="clear" w:color="auto" w:fill="F2F2F2"/>
@@ -5260,6 +5422,7 @@
           </w:tcPr>
           <w:p>
             <w:pPr>
+              <w:keepNext/>
               <w:spacing w:before="20" w:after="20"/>
               <w:jc w:val="center"/>
             </w:pPr>
@@ -5303,6 +5466,7 @@
           </w:tcPr>
           <w:p>
             <w:pPr>
+              <w:keepNext/>
               <w:spacing w:before="20" w:after="20"/>
               <w:jc w:val="center"/>
             </w:pPr>
@@ -5316,6 +5480,7 @@
           </w:tcPr>
           <w:p>
             <w:pPr>
+              <w:keepNext/>
               <w:spacing w:before="20" w:after="20"/>
               <w:jc w:val="center"/>
             </w:pPr>
@@ -5329,6 +5494,7 @@
           </w:tcPr>
           <w:p>
             <w:pPr>
+              <w:keepNext/>
               <w:spacing w:before="20" w:after="20"/>
               <w:jc w:val="center"/>
             </w:pPr>
@@ -5337,6 +5503,9 @@
         </w:tc>
       </w:tr>
       <w:tr>
+        <w:trPr>
+          <w:cantSplit/>
+        </w:trPr>
         <w:tc>
           <w:tcPr>
             <w:shd w:val="clear" w:color="auto" w:fill="F2F2F2"/>
@@ -5345,6 +5514,7 @@
           </w:tcPr>
           <w:p>
             <w:pPr>
+              <w:keepNext/>
               <w:spacing w:before="20" w:after="20"/>
               <w:jc w:val="center"/>
             </w:pPr>
@@ -5388,6 +5558,7 @@
           </w:tcPr>
           <w:p>
             <w:pPr>
+              <w:keepNext/>
               <w:spacing w:before="20" w:after="20"/>
               <w:jc w:val="center"/>
             </w:pPr>
@@ -5401,6 +5572,7 @@
           </w:tcPr>
           <w:p>
             <w:pPr>
+              <w:keepNext/>
               <w:spacing w:before="20" w:after="20"/>
               <w:jc w:val="center"/>
             </w:pPr>
@@ -5414,6 +5586,7 @@
           </w:tcPr>
           <w:p>
             <w:pPr>
+              <w:keepNext/>
               <w:spacing w:before="20" w:after="20"/>
               <w:jc w:val="center"/>
             </w:pPr>
@@ -5422,6 +5595,9 @@
         </w:tc>
       </w:tr>
       <w:tr>
+        <w:trPr>
+          <w:cantSplit/>
+        </w:trPr>
         <w:tc>
           <w:tcPr>
             <w:shd w:val="clear" w:color="auto" w:fill="F2F2F2"/>
@@ -5509,6 +5685,7 @@
     </w:tbl>
     <w:p>
       <w:pPr>
+        <w:keepNext/>
         <w:spacing w:before="240" w:after="140"/>
         <w:outlineLvl w:val="0"/>
       </w:pPr>
@@ -5572,6 +5749,7 @@
       <w:tr>
         <w:trPr>
           <w:tblHeader w:val="true"/>
+          <w:cantSplit/>
         </w:trPr>
         <w:tc>
           <w:tcPr>
@@ -5581,6 +5759,7 @@
           </w:tcPr>
           <w:p>
             <w:pPr>
+              <w:keepNext/>
               <w:spacing w:before="20" w:after="20"/>
               <w:jc w:val="center"/>
             </w:pPr>
@@ -5625,6 +5804,7 @@
           </w:tcPr>
           <w:p>
             <w:pPr>
+              <w:keepNext/>
               <w:spacing w:before="20" w:after="20"/>
               <w:jc w:val="center"/>
             </w:pPr>
@@ -5649,6 +5829,7 @@
           </w:tcPr>
           <w:p>
             <w:pPr>
+              <w:keepNext/>
               <w:spacing w:before="20" w:after="20"/>
               <w:jc w:val="center"/>
             </w:pPr>
@@ -5693,6 +5874,7 @@
           </w:tcPr>
           <w:p>
             <w:pPr>
+              <w:keepNext/>
               <w:spacing w:before="20" w:after="20"/>
               <w:jc w:val="center"/>
             </w:pPr>
@@ -5717,6 +5899,7 @@
           </w:tcPr>
           <w:p>
             <w:pPr>
+              <w:keepNext/>
               <w:spacing w:before="20" w:after="20"/>
               <w:jc w:val="center"/>
             </w:pPr>
@@ -5741,6 +5924,7 @@
           </w:tcPr>
           <w:p>
             <w:pPr>
+              <w:keepNext/>
               <w:spacing w:before="20" w:after="20"/>
               <w:jc w:val="center"/>
             </w:pPr>
@@ -5765,6 +5949,7 @@
           </w:tcPr>
           <w:p>
             <w:pPr>
+              <w:keepNext/>
               <w:spacing w:before="20" w:after="20"/>
               <w:jc w:val="center"/>
             </w:pPr>
@@ -5809,6 +5994,7 @@
           </w:tcPr>
           <w:p>
             <w:pPr>
+              <w:keepNext/>
               <w:spacing w:before="20" w:after="20"/>
               <w:jc w:val="center"/>
             </w:pPr>
@@ -5847,6 +6033,9 @@
         </w:tc>
       </w:tr>
       <w:tr>
+        <w:trPr>
+          <w:cantSplit/>
+        </w:trPr>
         <w:tc>
           <w:tcPr>
             <w:shd w:val="clear" w:color="auto" w:fill="F2F2F2"/>
@@ -5855,6 +6044,7 @@
           </w:tcPr>
           <w:p>
             <w:pPr>
+              <w:keepNext/>
               <w:spacing w:before="20" w:after="20"/>
               <w:jc w:val="center"/>
             </w:pPr>
@@ -5878,6 +6068,7 @@
           </w:tcPr>
           <w:p>
             <w:pPr>
+              <w:keepNext/>
               <w:spacing w:before="20" w:after="20"/>
               <w:jc w:val="center"/>
             </w:pPr>
@@ -5891,6 +6082,7 @@
           </w:tcPr>
           <w:p>
             <w:pPr>
+              <w:keepNext/>
               <w:spacing w:before="20" w:after="20"/>
               <w:jc w:val="center"/>
             </w:pPr>
@@ -5904,6 +6096,7 @@
           </w:tcPr>
           <w:p>
             <w:pPr>
+              <w:keepNext/>
               <w:spacing w:before="20" w:after="20"/>
               <w:jc w:val="center"/>
             </w:pPr>
@@ -5917,6 +6110,7 @@
           </w:tcPr>
           <w:p>
             <w:pPr>
+              <w:keepNext/>
               <w:spacing w:before="20" w:after="20"/>
               <w:jc w:val="center"/>
             </w:pPr>
@@ -5930,6 +6124,7 @@
           </w:tcPr>
           <w:p>
             <w:pPr>
+              <w:keepNext/>
               <w:spacing w:before="20" w:after="20"/>
               <w:jc w:val="center"/>
             </w:pPr>
@@ -5943,6 +6138,7 @@
           </w:tcPr>
           <w:p>
             <w:pPr>
+              <w:keepNext/>
               <w:spacing w:before="20" w:after="20"/>
               <w:jc w:val="center"/>
             </w:pPr>
@@ -5956,6 +6152,7 @@
           </w:tcPr>
           <w:p>
             <w:pPr>
+              <w:keepNext/>
               <w:spacing w:before="20" w:after="20"/>
               <w:jc w:val="center"/>
             </w:pPr>
@@ -5964,6 +6161,9 @@
         </w:tc>
       </w:tr>
       <w:tr>
+        <w:trPr>
+          <w:cantSplit/>
+        </w:trPr>
         <w:tc>
           <w:tcPr>
             <w:shd w:val="clear" w:color="auto" w:fill="F2F2F2"/>
@@ -5972,6 +6172,7 @@
           </w:tcPr>
           <w:p>
             <w:pPr>
+              <w:keepNext/>
               <w:spacing w:before="20" w:after="20"/>
               <w:jc w:val="center"/>
             </w:pPr>
@@ -5995,6 +6196,7 @@
           </w:tcPr>
           <w:p>
             <w:pPr>
+              <w:keepNext/>
               <w:spacing w:before="20" w:after="20"/>
               <w:jc w:val="center"/>
             </w:pPr>
@@ -6008,6 +6210,7 @@
           </w:tcPr>
           <w:p>
             <w:pPr>
+              <w:keepNext/>
               <w:spacing w:before="20" w:after="20"/>
               <w:jc w:val="center"/>
             </w:pPr>
@@ -6021,6 +6224,7 @@
           </w:tcPr>
           <w:p>
             <w:pPr>
+              <w:keepNext/>
               <w:spacing w:before="20" w:after="20"/>
               <w:jc w:val="center"/>
             </w:pPr>
@@ -6034,6 +6238,7 @@
           </w:tcPr>
           <w:p>
             <w:pPr>
+              <w:keepNext/>
               <w:spacing w:before="20" w:after="20"/>
               <w:jc w:val="center"/>
             </w:pPr>
@@ -6047,6 +6252,7 @@
           </w:tcPr>
           <w:p>
             <w:pPr>
+              <w:keepNext/>
               <w:spacing w:before="20" w:after="20"/>
               <w:jc w:val="center"/>
             </w:pPr>
@@ -6060,6 +6266,7 @@
           </w:tcPr>
           <w:p>
             <w:pPr>
+              <w:keepNext/>
               <w:spacing w:before="20" w:after="20"/>
               <w:jc w:val="center"/>
             </w:pPr>
@@ -6073,6 +6280,7 @@
           </w:tcPr>
           <w:p>
             <w:pPr>
+              <w:keepNext/>
               <w:spacing w:before="20" w:after="20"/>
               <w:jc w:val="center"/>
             </w:pPr>
@@ -6081,6 +6289,9 @@
         </w:tc>
       </w:tr>
       <w:tr>
+        <w:trPr>
+          <w:cantSplit/>
+        </w:trPr>
         <w:tc>
           <w:tcPr>
             <w:shd w:val="clear" w:color="auto" w:fill="F2F2F2"/>
@@ -6200,6 +6411,7 @@
     </w:tbl>
     <w:p>
       <w:pPr>
+        <w:keepNext/>
         <w:spacing w:before="240" w:after="140"/>
         <w:outlineLvl w:val="0"/>
       </w:pPr>
@@ -6260,6 +6472,7 @@
       <w:tr>
         <w:trPr>
           <w:tblHeader w:val="true"/>
+          <w:cantSplit/>
         </w:trPr>
         <w:tc>
           <w:tcPr>
@@ -6269,6 +6482,7 @@
           </w:tcPr>
           <w:p>
             <w:pPr>
+              <w:keepNext/>
               <w:spacing w:before="20" w:after="20"/>
               <w:jc w:val="center"/>
             </w:pPr>
@@ -6313,6 +6527,7 @@
           </w:tcPr>
           <w:p>
             <w:pPr>
+              <w:keepNext/>
               <w:spacing w:before="20" w:after="20"/>
               <w:jc w:val="center"/>
             </w:pPr>
@@ -6357,6 +6572,7 @@
           </w:tcPr>
           <w:p>
             <w:pPr>
+              <w:keepNext/>
               <w:spacing w:before="20" w:after="20"/>
               <w:jc w:val="center"/>
             </w:pPr>
@@ -6401,6 +6617,7 @@
           </w:tcPr>
           <w:p>
             <w:pPr>
+              <w:keepNext/>
               <w:spacing w:before="20" w:after="20"/>
               <w:jc w:val="center"/>
             </w:pPr>
@@ -6425,6 +6642,7 @@
           </w:tcPr>
           <w:p>
             <w:pPr>
+              <w:keepNext/>
               <w:spacing w:before="20" w:after="20"/>
               <w:jc w:val="center"/>
             </w:pPr>
@@ -6463,6 +6681,9 @@
         </w:tc>
       </w:tr>
       <w:tr>
+        <w:trPr>
+          <w:cantSplit/>
+        </w:trPr>
         <w:tc>
           <w:tcPr>
             <w:vAlign w:val="center"/>
@@ -6470,6 +6691,7 @@
           </w:tcPr>
           <w:p>
             <w:pPr>
+              <w:keepNext/>
               <w:spacing w:before="20" w:after="20"/>
               <w:jc w:val="center"/>
             </w:pPr>
@@ -6483,6 +6705,7 @@
           </w:tcPr>
           <w:p>
             <w:pPr>
+              <w:keepNext/>
               <w:spacing w:before="20" w:after="20"/>
               <w:jc w:val="center"/>
             </w:pPr>
@@ -6496,6 +6719,7 @@
           </w:tcPr>
           <w:p>
             <w:pPr>
+              <w:keepNext/>
               <w:spacing w:before="20" w:after="20"/>
               <w:jc w:val="center"/>
             </w:pPr>
@@ -6509,6 +6733,7 @@
           </w:tcPr>
           <w:p>
             <w:pPr>
+              <w:keepNext/>
               <w:spacing w:before="20" w:after="20"/>
               <w:jc w:val="center"/>
             </w:pPr>
@@ -6522,6 +6747,7 @@
           </w:tcPr>
           <w:p>
             <w:pPr>
+              <w:keepNext/>
               <w:spacing w:before="20" w:after="20"/>
               <w:jc w:val="center"/>
             </w:pPr>
@@ -6530,6 +6756,9 @@
         </w:tc>
       </w:tr>
       <w:tr>
+        <w:trPr>
+          <w:cantSplit/>
+        </w:trPr>
         <w:tc>
           <w:tcPr>
             <w:vAlign w:val="center"/>
@@ -6599,6 +6828,7 @@
     </w:tbl>
     <w:p>
       <w:pPr>
+        <w:keepNext/>
         <w:spacing w:before="240" w:after="140"/>
         <w:outlineLvl w:val="0"/>
       </w:pPr>
@@ -6881,6 +7111,7 @@
       <w:tr>
         <w:trPr>
           <w:tblHeader w:val="true"/>
+          <w:cantSplit/>
         </w:trPr>
         <w:tc>
           <w:tcPr>
@@ -6890,6 +7121,7 @@
           </w:tcPr>
           <w:p>
             <w:pPr>
+              <w:keepNext/>
               <w:spacing w:before="20" w:after="20"/>
               <w:jc w:val="center"/>
             </w:pPr>
@@ -6934,6 +7166,7 @@
           </w:tcPr>
           <w:p>
             <w:pPr>
+              <w:keepNext/>
               <w:spacing w:before="20" w:after="20"/>
               <w:jc w:val="center"/>
             </w:pPr>
@@ -6972,6 +7205,9 @@
         </w:tc>
       </w:tr>
       <w:tr>
+        <w:trPr>
+          <w:cantSplit/>
+        </w:trPr>
         <w:tc>
           <w:tcPr>
             <w:shd w:val="clear" w:color="auto" w:fill="F2F2F2"/>
@@ -6980,6 +7216,7 @@
           </w:tcPr>
           <w:p>
             <w:pPr>
+              <w:keepNext/>
               <w:spacing w:before="20" w:after="20"/>
               <w:jc w:val="center"/>
             </w:pPr>
@@ -7023,6 +7260,7 @@
           </w:tcPr>
           <w:p>
             <w:pPr>
+              <w:keepNext/>
               <w:spacing w:before="20" w:after="20"/>
               <w:jc w:val="center"/>
             </w:pPr>
@@ -7031,6 +7269,9 @@
         </w:tc>
       </w:tr>
       <w:tr>
+        <w:trPr>
+          <w:cantSplit/>
+        </w:trPr>
         <w:tc>
           <w:tcPr>
             <w:shd w:val="clear" w:color="auto" w:fill="F2F2F2"/>
@@ -7039,6 +7280,7 @@
           </w:tcPr>
           <w:p>
             <w:pPr>
+              <w:keepNext/>
               <w:spacing w:before="20" w:after="20"/>
               <w:jc w:val="center"/>
             </w:pPr>
@@ -7082,6 +7324,7 @@
           </w:tcPr>
           <w:p>
             <w:pPr>
+              <w:keepNext/>
               <w:spacing w:before="20" w:after="20"/>
               <w:jc w:val="center"/>
             </w:pPr>
@@ -7090,6 +7333,9 @@
         </w:tc>
       </w:tr>
       <w:tr>
+        <w:trPr>
+          <w:cantSplit/>
+        </w:trPr>
         <w:tc>
           <w:tcPr>
             <w:shd w:val="clear" w:color="auto" w:fill="F2F2F2"/>
@@ -7098,6 +7344,7 @@
           </w:tcPr>
           <w:p>
             <w:pPr>
+              <w:keepNext/>
               <w:spacing w:before="20" w:after="20"/>
               <w:jc w:val="center"/>
             </w:pPr>
@@ -7141,6 +7388,7 @@
           </w:tcPr>
           <w:p>
             <w:pPr>
+              <w:keepNext/>
               <w:spacing w:before="20" w:after="20"/>
               <w:jc w:val="center"/>
             </w:pPr>
@@ -7149,6 +7397,9 @@
         </w:tc>
       </w:tr>
       <w:tr>
+        <w:trPr>
+          <w:cantSplit/>
+        </w:trPr>
         <w:tc>
           <w:tcPr>
             <w:shd w:val="clear" w:color="auto" w:fill="F2F2F2"/>
@@ -7157,6 +7408,7 @@
           </w:tcPr>
           <w:p>
             <w:pPr>
+              <w:keepNext/>
               <w:spacing w:before="20" w:after="20"/>
               <w:jc w:val="center"/>
             </w:pPr>
@@ -7200,6 +7452,7 @@
           </w:tcPr>
           <w:p>
             <w:pPr>
+              <w:keepNext/>
               <w:spacing w:before="20" w:after="20"/>
               <w:jc w:val="center"/>
             </w:pPr>
@@ -7208,6 +7461,9 @@
         </w:tc>
       </w:tr>
       <w:tr>
+        <w:trPr>
+          <w:cantSplit/>
+        </w:trPr>
         <w:tc>
           <w:tcPr>
             <w:shd w:val="clear" w:color="auto" w:fill="F2F2F2"/>
@@ -7305,6 +7561,7 @@
     </w:p>
     <w:p>
       <w:pPr>
+        <w:keepNext/>
         <w:spacing w:before="240" w:after="140"/>
         <w:outlineLvl w:val="0"/>
       </w:pPr>
@@ -7364,6 +7621,7 @@
       <w:tr>
         <w:trPr>
           <w:tblHeader w:val="true"/>
+          <w:cantSplit/>
         </w:trPr>
         <w:tc>
           <w:tcPr>
@@ -7373,6 +7631,7 @@
           </w:tcPr>
           <w:p>
             <w:pPr>
+              <w:keepNext/>
               <w:spacing w:before="20" w:after="20"/>
               <w:jc w:val="center"/>
             </w:pPr>
@@ -7417,6 +7676,7 @@
           </w:tcPr>
           <w:p>
             <w:pPr>
+              <w:keepNext/>
               <w:spacing w:before="20" w:after="20"/>
               <w:jc w:val="center"/>
             </w:pPr>
@@ -7461,6 +7721,7 @@
           </w:tcPr>
           <w:p>
             <w:pPr>
+              <w:keepNext/>
               <w:spacing w:before="20" w:after="20"/>
               <w:jc w:val="center"/>
             </w:pPr>
@@ -7505,6 +7766,7 @@
           </w:tcPr>
           <w:p>
             <w:pPr>
+              <w:keepNext/>
               <w:spacing w:before="20" w:after="20"/>
               <w:jc w:val="center"/>
             </w:pPr>
@@ -7543,6 +7805,9 @@
         </w:tc>
       </w:tr>
       <w:tr>
+        <w:trPr>
+          <w:cantSplit/>
+        </w:trPr>
         <w:tc>
           <w:tcPr>
             <w:shd w:val="clear" w:color="auto" w:fill="F2F2F2"/>
@@ -7551,6 +7816,7 @@
           </w:tcPr>
           <w:p>
             <w:pPr>
+              <w:keepNext/>
               <w:spacing w:before="20" w:after="20"/>
               <w:jc w:val="center"/>
             </w:pPr>
@@ -7594,6 +7860,7 @@
           </w:tcPr>
           <w:p>
             <w:pPr>
+              <w:keepNext/>
               <w:spacing w:before="20" w:after="20"/>
               <w:jc w:val="center"/>
             </w:pPr>
@@ -7607,6 +7874,7 @@
           </w:tcPr>
           <w:p>
             <w:pPr>
+              <w:keepNext/>
               <w:spacing w:before="20" w:after="20"/>
               <w:jc w:val="center"/>
             </w:pPr>
@@ -7620,6 +7888,7 @@
           </w:tcPr>
           <w:p>
             <w:pPr>
+              <w:keepNext/>
               <w:spacing w:before="20" w:after="20"/>
               <w:jc w:val="center"/>
             </w:pPr>
@@ -7628,6 +7897,9 @@
         </w:tc>
       </w:tr>
       <w:tr>
+        <w:trPr>
+          <w:cantSplit/>
+        </w:trPr>
         <w:tc>
           <w:tcPr>
             <w:shd w:val="clear" w:color="auto" w:fill="F2F2F2"/>
@@ -7636,6 +7908,7 @@
           </w:tcPr>
           <w:p>
             <w:pPr>
+              <w:keepNext/>
               <w:spacing w:before="20" w:after="20"/>
               <w:jc w:val="center"/>
             </w:pPr>
@@ -7679,6 +7952,7 @@
           </w:tcPr>
           <w:p>
             <w:pPr>
+              <w:keepNext/>
               <w:spacing w:before="20" w:after="20"/>
               <w:jc w:val="center"/>
             </w:pPr>
@@ -7692,6 +7966,7 @@
           </w:tcPr>
           <w:p>
             <w:pPr>
+              <w:keepNext/>
               <w:spacing w:before="20" w:after="20"/>
               <w:jc w:val="center"/>
             </w:pPr>
@@ -7705,6 +7980,7 @@
           </w:tcPr>
           <w:p>
             <w:pPr>
+              <w:keepNext/>
               <w:spacing w:before="20" w:after="20"/>
               <w:jc w:val="center"/>
             </w:pPr>
@@ -7713,6 +7989,9 @@
         </w:tc>
       </w:tr>
       <w:tr>
+        <w:trPr>
+          <w:cantSplit/>
+        </w:trPr>
         <w:tc>
           <w:tcPr>
             <w:shd w:val="clear" w:color="auto" w:fill="F2F2F2"/>
@@ -7721,6 +8000,7 @@
           </w:tcPr>
           <w:p>
             <w:pPr>
+              <w:keepNext/>
               <w:spacing w:before="20" w:after="20"/>
               <w:jc w:val="center"/>
             </w:pPr>
@@ -7764,6 +8044,7 @@
           </w:tcPr>
           <w:p>
             <w:pPr>
+              <w:keepNext/>
               <w:spacing w:before="20" w:after="20"/>
               <w:jc w:val="center"/>
             </w:pPr>
@@ -7777,6 +8058,7 @@
           </w:tcPr>
           <w:p>
             <w:pPr>
+              <w:keepNext/>
               <w:spacing w:before="20" w:after="20"/>
               <w:jc w:val="center"/>
             </w:pPr>
@@ -7790,6 +8072,7 @@
           </w:tcPr>
           <w:p>
             <w:pPr>
+              <w:keepNext/>
               <w:spacing w:before="20" w:after="20"/>
               <w:jc w:val="center"/>
             </w:pPr>
@@ -7798,6 +8081,9 @@
         </w:tc>
       </w:tr>
       <w:tr>
+        <w:trPr>
+          <w:cantSplit/>
+        </w:trPr>
         <w:tc>
           <w:tcPr>
             <w:shd w:val="clear" w:color="auto" w:fill="F2F2F2"/>

--- a/deliverables/inland_transport_2026-10/docx/QASOP_0XX_A05.docx
+++ b/deliverables/inland_transport_2026-10/docx/QASOP_0XX_A05.docx
@@ -110,7 +110,7 @@
       <w:tblPr>
         <w:tblLook w:firstColumn="1" w:firstRow="1" w:lastColumn="0" w:lastRow="0" w:noHBand="0" w:noVBand="1" w:val="04A0"/>
         <w:tblLayout w:type="fixed"/>
-        <w:tblW w:type="dxa" w:w="1474"/>
+        <w:tblW w:type="dxa" w:w="10466"/>
         <w:tblInd w:type="dxa" w:w="0"/>
         <w:jc w:val="center"/>
         <w:tblBorders>
@@ -123,7 +123,7 @@
         </w:tblBorders>
       </w:tblPr>
       <w:tblGrid>
-        <w:gridCol w:w="1474"/>
+        <w:gridCol w:w="10466"/>
       </w:tblGrid>
       <w:tr>
         <w:trPr>
@@ -133,7 +133,7 @@
           <w:tcPr>
             <w:shd w:val="clear" w:color="auto" w:fill="FCE4D6"/>
             <w:vAlign w:val="center"/>
-            <w:tcW w:type="dxa" w:w="1474"/>
+            <w:tcW w:type="dxa" w:w="10466"/>
           </w:tcPr>
           <w:p>
             <w:pPr>
@@ -468,7 +468,7 @@
                 <w:color w:val="2B547E"/>
                 <w:sz w:val="20"/>
               </w:rPr>
-              <w:t>Возило / пакување</w:t>
+              <w:t>Возило / конфигурација на палети</w:t>
             </w:r>
             <w:r>
               <w:rPr>
@@ -488,7 +488,7 @@
                 <w:color w:val="2B547E"/>
                 <w:sz w:val="16"/>
               </w:rPr>
-              <w:t>Vehicle / packaging</w:t>
+              <w:t>Vehicle / pallet configuration</w:t>
             </w:r>
           </w:p>
         </w:tc>
@@ -5159,7 +5159,7 @@
                 <w:color w:val="2B547E"/>
                 <w:sz w:val="18"/>
               </w:rPr>
-              <w:t>Време до опсег (мин)</w:t>
+              <w:t>Контрола на температура: активна / пасивна</w:t>
             </w:r>
             <w:r>
               <w:rPr>
@@ -5179,7 +5179,7 @@
                 <w:color w:val="2B547E"/>
                 <w:sz w:val="14"/>
               </w:rPr>
-              <w:t>Time to range (min)</w:t>
+              <w:t>Temperature control: active / passive</w:t>
             </w:r>
           </w:p>
         </w:tc>
@@ -5251,7 +5251,7 @@
                 <w:color w:val="2B547E"/>
                 <w:sz w:val="18"/>
               </w:rPr>
-              <w:t>Враќање по врата 1 / 2 (мин)</w:t>
+              <w:t>Време до опсег (мин; само активна)</w:t>
             </w:r>
             <w:r>
               <w:rPr>
@@ -5271,7 +5271,7 @@
                 <w:color w:val="2B547E"/>
                 <w:sz w:val="14"/>
               </w:rPr>
-              <w:t>Return after door 1 / 2 (min)</w:t>
+              <w:t>Time to range (min; active only)</w:t>
             </w:r>
           </w:p>
         </w:tc>
@@ -5330,7 +5330,6 @@
           </w:tcPr>
           <w:p>
             <w:pPr>
-              <w:keepNext/>
               <w:spacing w:before="20" w:after="20"/>
               <w:jc w:val="center"/>
             </w:pPr>
@@ -5343,7 +5342,7 @@
                 <w:color w:val="2B547E"/>
                 <w:sz w:val="18"/>
               </w:rPr>
-              <w:t>Време на задржување (мин)</w:t>
+              <w:t>Враќање по врата 1 / 2 (мин)</w:t>
             </w:r>
             <w:r>
               <w:rPr>
@@ -5363,7 +5362,7 @@
                 <w:color w:val="2B547E"/>
                 <w:sz w:val="14"/>
               </w:rPr>
-              <w:t>Hold time (min)</w:t>
+              <w:t>Return after door 1 / 2 (min)</w:t>
             </w:r>
           </w:p>
         </w:tc>
@@ -5374,7 +5373,6 @@
           </w:tcPr>
           <w:p>
             <w:pPr>
-              <w:keepNext/>
               <w:spacing w:before="20" w:after="20"/>
               <w:jc w:val="center"/>
             </w:pPr>
@@ -5388,7 +5386,6 @@
           </w:tcPr>
           <w:p>
             <w:pPr>
-              <w:keepNext/>
               <w:spacing w:before="20" w:after="20"/>
               <w:jc w:val="center"/>
             </w:pPr>
@@ -5402,7 +5399,6 @@
           </w:tcPr>
           <w:p>
             <w:pPr>
-              <w:keepNext/>
               <w:spacing w:before="20" w:after="20"/>
               <w:jc w:val="center"/>
             </w:pPr>
@@ -5422,7 +5418,6 @@
           </w:tcPr>
           <w:p>
             <w:pPr>
-              <w:keepNext/>
               <w:spacing w:before="20" w:after="20"/>
               <w:jc w:val="center"/>
             </w:pPr>
@@ -5435,7 +5430,7 @@
                 <w:color w:val="2B547E"/>
                 <w:sz w:val="18"/>
               </w:rPr>
-              <w:t>Жешка точка</w:t>
+              <w:t>Време на задржување (мин)</w:t>
             </w:r>
             <w:r>
               <w:rPr>
@@ -5455,7 +5450,7 @@
                 <w:color w:val="2B547E"/>
                 <w:sz w:val="14"/>
               </w:rPr>
-              <w:t>Hot spot</w:t>
+              <w:t>Hold time (min)</w:t>
             </w:r>
           </w:p>
         </w:tc>
@@ -5466,7 +5461,6 @@
           </w:tcPr>
           <w:p>
             <w:pPr>
-              <w:keepNext/>
               <w:spacing w:before="20" w:after="20"/>
               <w:jc w:val="center"/>
             </w:pPr>
@@ -5480,7 +5474,6 @@
           </w:tcPr>
           <w:p>
             <w:pPr>
-              <w:keepNext/>
               <w:spacing w:before="20" w:after="20"/>
               <w:jc w:val="center"/>
             </w:pPr>
@@ -5494,7 +5487,6 @@
           </w:tcPr>
           <w:p>
             <w:pPr>
-              <w:keepNext/>
               <w:spacing w:before="20" w:after="20"/>
               <w:jc w:val="center"/>
             </w:pPr>
@@ -5514,7 +5506,6 @@
           </w:tcPr>
           <w:p>
             <w:pPr>
-              <w:keepNext/>
               <w:spacing w:before="20" w:after="20"/>
               <w:jc w:val="center"/>
             </w:pPr>
@@ -5527,7 +5518,7 @@
                 <w:color w:val="2B547E"/>
                 <w:sz w:val="18"/>
               </w:rPr>
-              <w:t>Студена точка</w:t>
+              <w:t>Жешка точка: воздух / палета</w:t>
             </w:r>
             <w:r>
               <w:rPr>
@@ -5547,7 +5538,7 @@
                 <w:color w:val="2B547E"/>
                 <w:sz w:val="14"/>
               </w:rPr>
-              <w:t>Cold spot</w:t>
+              <w:t>Hot spot: air / pallet</w:t>
             </w:r>
           </w:p>
         </w:tc>
@@ -5558,7 +5549,6 @@
           </w:tcPr>
           <w:p>
             <w:pPr>
-              <w:keepNext/>
               <w:spacing w:before="20" w:after="20"/>
               <w:jc w:val="center"/>
             </w:pPr>
@@ -5572,7 +5562,6 @@
           </w:tcPr>
           <w:p>
             <w:pPr>
-              <w:keepNext/>
               <w:spacing w:before="20" w:after="20"/>
               <w:jc w:val="center"/>
             </w:pPr>
@@ -5586,7 +5575,6 @@
           </w:tcPr>
           <w:p>
             <w:pPr>
-              <w:keepNext/>
               <w:spacing w:before="20" w:after="20"/>
               <w:jc w:val="center"/>
             </w:pPr>
@@ -5618,7 +5606,7 @@
                 <w:color w:val="2B547E"/>
                 <w:sz w:val="18"/>
               </w:rPr>
-              <w:t>Позиција на рутинскиот логер</w:t>
+              <w:t>Студена точка: воздух / палета</w:t>
             </w:r>
             <w:r>
               <w:rPr>
@@ -5638,7 +5626,183 @@
                 <w:color w:val="2B547E"/>
                 <w:sz w:val="14"/>
               </w:rPr>
-              <w:t>Routine logger position</w:t>
+              <w:t>Cold spot: air / pallet</w:t>
+            </w:r>
+          </w:p>
+        </w:tc>
+        <w:tc>
+          <w:tcPr>
+            <w:vAlign w:val="center"/>
+            <w:tcW w:type="dxa" w:w="2835"/>
+          </w:tcPr>
+          <w:p>
+            <w:pPr>
+              <w:spacing w:before="20" w:after="20"/>
+              <w:jc w:val="center"/>
+            </w:pPr>
+            <w:r/>
+          </w:p>
+        </w:tc>
+        <w:tc>
+          <w:tcPr>
+            <w:vAlign w:val="center"/>
+            <w:tcW w:type="dxa" w:w="2812"/>
+          </w:tcPr>
+          <w:p>
+            <w:pPr>
+              <w:spacing w:before="20" w:after="20"/>
+              <w:jc w:val="center"/>
+            </w:pPr>
+            <w:r/>
+          </w:p>
+        </w:tc>
+        <w:tc>
+          <w:tcPr>
+            <w:vAlign w:val="center"/>
+            <w:tcW w:type="dxa" w:w="1417"/>
+          </w:tcPr>
+          <w:p>
+            <w:pPr>
+              <w:spacing w:before="20" w:after="20"/>
+              <w:jc w:val="center"/>
+            </w:pPr>
+            <w:r/>
+          </w:p>
+        </w:tc>
+      </w:tr>
+      <w:tr>
+        <w:trPr>
+          <w:cantSplit/>
+        </w:trPr>
+        <w:tc>
+          <w:tcPr>
+            <w:shd w:val="clear" w:color="auto" w:fill="F2F2F2"/>
+            <w:vAlign w:val="center"/>
+            <w:tcW w:type="dxa" w:w="3402"/>
+          </w:tcPr>
+          <w:p>
+            <w:pPr>
+              <w:spacing w:before="20" w:after="20"/>
+              <w:jc w:val="center"/>
+            </w:pPr>
+            <w:r/>
+            <w:r>
+              <w:rPr>
+                <w:rFonts w:ascii="Calibri" w:hAnsi="Calibri"/>
+                <w:b/>
+                <w:i w:val="0"/>
+                <w:color w:val="2B547E"/>
+                <w:sz w:val="18"/>
+              </w:rPr>
+              <w:t>Рутинска позиција: USB логер</w:t>
+            </w:r>
+            <w:r>
+              <w:rPr>
+                <w:rFonts w:ascii="Calibri" w:hAnsi="Calibri"/>
+                <w:b w:val="0"/>
+                <w:i w:val="0"/>
+                <w:color w:val="2B547E"/>
+                <w:sz w:val="14"/>
+              </w:rPr>
+              <w:t xml:space="preserve"> | </w:t>
+            </w:r>
+            <w:r>
+              <w:rPr>
+                <w:rFonts w:ascii="Calibri" w:hAnsi="Calibri"/>
+                <w:b w:val="0"/>
+                <w:i w:val="0"/>
+                <w:color w:val="2B547E"/>
+                <w:sz w:val="14"/>
+              </w:rPr>
+              <w:t>Routine position: USB logger</w:t>
+            </w:r>
+          </w:p>
+        </w:tc>
+        <w:tc>
+          <w:tcPr>
+            <w:vAlign w:val="center"/>
+            <w:tcW w:type="dxa" w:w="2835"/>
+          </w:tcPr>
+          <w:p>
+            <w:pPr>
+              <w:spacing w:before="20" w:after="20"/>
+              <w:jc w:val="center"/>
+            </w:pPr>
+            <w:r/>
+          </w:p>
+        </w:tc>
+        <w:tc>
+          <w:tcPr>
+            <w:vAlign w:val="center"/>
+            <w:tcW w:type="dxa" w:w="2812"/>
+          </w:tcPr>
+          <w:p>
+            <w:pPr>
+              <w:spacing w:before="20" w:after="20"/>
+              <w:jc w:val="center"/>
+            </w:pPr>
+            <w:r/>
+          </w:p>
+        </w:tc>
+        <w:tc>
+          <w:tcPr>
+            <w:vAlign w:val="center"/>
+            <w:tcW w:type="dxa" w:w="1417"/>
+          </w:tcPr>
+          <w:p>
+            <w:pPr>
+              <w:spacing w:before="20" w:after="20"/>
+              <w:jc w:val="center"/>
+            </w:pPr>
+            <w:r/>
+          </w:p>
+        </w:tc>
+      </w:tr>
+      <w:tr>
+        <w:trPr>
+          <w:cantSplit/>
+        </w:trPr>
+        <w:tc>
+          <w:tcPr>
+            <w:shd w:val="clear" w:color="auto" w:fill="F2F2F2"/>
+            <w:vAlign w:val="center"/>
+            <w:tcW w:type="dxa" w:w="3402"/>
+          </w:tcPr>
+          <w:p>
+            <w:pPr>
+              <w:spacing w:before="20" w:after="20"/>
+              <w:jc w:val="center"/>
+            </w:pPr>
+            <w:r/>
+            <w:r>
+              <w:rPr>
+                <w:rFonts w:ascii="Calibri" w:hAnsi="Calibri"/>
+                <w:b/>
+                <w:i w:val="0"/>
+                <w:color w:val="2B547E"/>
+                <w:sz w:val="18"/>
+              </w:rPr>
+              <w:t>Рутинска позиција: логер во палета</w:t>
+            </w:r>
+            <w:r>
+              <w:rPr>
+                <w:rFonts w:ascii="Calibri" w:hAnsi="Calibri"/>
+                <w:b w:val="0"/>
+                <w:i w:val="0"/>
+                <w:color w:val="2B547E"/>
+                <w:sz w:val="14"/>
+              </w:rPr>
+              <w:t xml:space="preserve"> | </w:t>
+            </w:r>
+            <w:r>
+              <w:rPr>
+                <w:rFonts w:ascii="Calibri" w:hAnsi="Calibri"/>
+                <w:b w:val="0"/>
+                <w:i w:val="0"/>
+                <w:color w:val="2B547E"/>
+                <w:sz w:val="14"/>
+              </w:rPr>
+              <w:t>Routine position: pallet logger</w:t>
             </w:r>
           </w:p>
         </w:tc>
@@ -5887,7 +6051,27 @@
                 <w:color w:val="FFFFFF"/>
                 <w:sz w:val="18"/>
               </w:rPr>
-              <w:t>Мин. °C</w:t>
+              <w:t>Палети мин. °C</w:t>
+            </w:r>
+            <w:r>
+              <w:rPr>
+                <w:rFonts w:ascii="Calibri" w:hAnsi="Calibri"/>
+                <w:b w:val="0"/>
+                <w:i w:val="0"/>
+                <w:color w:val="FFFFFF"/>
+                <w:sz w:val="14"/>
+              </w:rPr>
+              <w:t xml:space="preserve"> | </w:t>
+            </w:r>
+            <w:r>
+              <w:rPr>
+                <w:rFonts w:ascii="Calibri" w:hAnsi="Calibri"/>
+                <w:b w:val="0"/>
+                <w:i w:val="0"/>
+                <w:color w:val="FFFFFF"/>
+                <w:sz w:val="14"/>
+              </w:rPr>
+              <w:t>Pallets min. °C</w:t>
             </w:r>
           </w:p>
         </w:tc>
@@ -5912,7 +6096,27 @@
                 <w:color w:val="FFFFFF"/>
                 <w:sz w:val="18"/>
               </w:rPr>
-              <w:t>Макс. °C</w:t>
+              <w:t>Палети макс. °C</w:t>
+            </w:r>
+            <w:r>
+              <w:rPr>
+                <w:rFonts w:ascii="Calibri" w:hAnsi="Calibri"/>
+                <w:b w:val="0"/>
+                <w:i w:val="0"/>
+                <w:color w:val="FFFFFF"/>
+                <w:sz w:val="14"/>
+              </w:rPr>
+              <w:t xml:space="preserve"> | </w:t>
+            </w:r>
+            <w:r>
+              <w:rPr>
+                <w:rFonts w:ascii="Calibri" w:hAnsi="Calibri"/>
+                <w:b w:val="0"/>
+                <w:i w:val="0"/>
+                <w:color w:val="FFFFFF"/>
+                <w:sz w:val="14"/>
+              </w:rPr>
+              <w:t>Pallets max. °C</w:t>
             </w:r>
           </w:p>
         </w:tc>
@@ -7357,7 +7561,7 @@
                 <w:color w:val="2B547E"/>
                 <w:sz w:val="18"/>
               </w:rPr>
-              <w:t>Максимален товар</w:t>
+              <w:t>Максимален товар: палети G / M</w:t>
             </w:r>
             <w:r>
               <w:rPr>
@@ -7377,7 +7581,7 @@
                 <w:color w:val="2B547E"/>
                 <w:sz w:val="14"/>
               </w:rPr>
-              <w:t>Maximum load</w:t>
+              <w:t>Maximum load: pallets L / S</w:t>
             </w:r>
           </w:p>
         </w:tc>
@@ -7421,7 +7625,7 @@
                 <w:color w:val="2B547E"/>
                 <w:sz w:val="18"/>
               </w:rPr>
-              <w:t>Позиција на рутинскиот логер</w:t>
+              <w:t>Возило и заштита (активна / пасивна)</w:t>
             </w:r>
             <w:r>
               <w:rPr>
@@ -7441,7 +7645,71 @@
                 <w:color w:val="2B547E"/>
                 <w:sz w:val="14"/>
               </w:rPr>
-              <w:t>Routine logger position</w:t>
+              <w:t>Vehicle and protection (active / passive)</w:t>
+            </w:r>
+          </w:p>
+        </w:tc>
+        <w:tc>
+          <w:tcPr>
+            <w:vAlign w:val="center"/>
+            <w:tcW w:type="dxa" w:w="5930"/>
+          </w:tcPr>
+          <w:p>
+            <w:pPr>
+              <w:keepNext/>
+              <w:spacing w:before="20" w:after="20"/>
+              <w:jc w:val="center"/>
+            </w:pPr>
+            <w:r/>
+          </w:p>
+        </w:tc>
+      </w:tr>
+      <w:tr>
+        <w:trPr>
+          <w:cantSplit/>
+        </w:trPr>
+        <w:tc>
+          <w:tcPr>
+            <w:shd w:val="clear" w:color="auto" w:fill="F2F2F2"/>
+            <w:vAlign w:val="center"/>
+            <w:tcW w:type="dxa" w:w="4536"/>
+          </w:tcPr>
+          <w:p>
+            <w:pPr>
+              <w:keepNext/>
+              <w:spacing w:before="20" w:after="20"/>
+              <w:jc w:val="center"/>
+            </w:pPr>
+            <w:r/>
+            <w:r>
+              <w:rPr>
+                <w:rFonts w:ascii="Calibri" w:hAnsi="Calibri"/>
+                <w:b/>
+                <w:i w:val="0"/>
+                <w:color w:val="2B547E"/>
+                <w:sz w:val="18"/>
+              </w:rPr>
+              <w:t>Рутински позиции на логерите (USB / палета)</w:t>
+            </w:r>
+            <w:r>
+              <w:rPr>
+                <w:rFonts w:ascii="Calibri" w:hAnsi="Calibri"/>
+                <w:b w:val="0"/>
+                <w:i w:val="0"/>
+                <w:color w:val="2B547E"/>
+                <w:sz w:val="14"/>
+              </w:rPr>
+              <w:t xml:space="preserve"> | </w:t>
+            </w:r>
+            <w:r>
+              <w:rPr>
+                <w:rFonts w:ascii="Calibri" w:hAnsi="Calibri"/>
+                <w:b w:val="0"/>
+                <w:i w:val="0"/>
+                <w:color w:val="2B547E"/>
+                <w:sz w:val="14"/>
+              </w:rPr>
+              <w:t>Routine logger positions (USB / pallet)</w:t>
             </w:r>
           </w:p>
         </w:tc>

--- a/deliverables/inland_transport_2026-10/docx/QASOP_0XX_A05.docx
+++ b/deliverables/inland_transport_2026-10/docx/QASOP_0XX_A05.docx
@@ -468,7 +468,7 @@
                 <w:color w:val="2B547E"/>
                 <w:sz w:val="20"/>
               </w:rPr>
-              <w:t>Возило / конфигурација на палети</w:t>
+              <w:t>Превозник / возило</w:t>
             </w:r>
             <w:r>
               <w:rPr>
@@ -488,7 +488,155 @@
                 <w:color w:val="2B547E"/>
                 <w:sz w:val="16"/>
               </w:rPr>
-              <w:t>Vehicle / pallet configuration</w:t>
+              <w:t>Carrier / vehicle</w:t>
+            </w:r>
+          </w:p>
+        </w:tc>
+        <w:tc>
+          <w:tcPr>
+            <w:vAlign w:val="center"/>
+            <w:tcW w:type="dxa" w:w="7291"/>
+          </w:tcPr>
+          <w:p>
+            <w:pPr>
+              <w:spacing w:before="20" w:after="20"/>
+              <w:jc w:val="center"/>
+            </w:pPr>
+            <w:r/>
+          </w:p>
+        </w:tc>
+      </w:tr>
+      <w:tr>
+        <w:tc>
+          <w:tcPr>
+            <w:shd w:val="clear" w:color="auto" w:fill="F2F2F2"/>
+            <w:vAlign w:val="center"/>
+            <w:tcW w:type="dxa" w:w="3175"/>
+          </w:tcPr>
+          <w:p>
+            <w:pPr>
+              <w:spacing w:before="20" w:after="20"/>
+              <w:jc w:val="center"/>
+            </w:pPr>
+            <w:r/>
+            <w:r>
+              <w:rPr>
+                <w:rFonts w:ascii="Calibri" w:hAnsi="Calibri"/>
+                <w:b/>
+                <w:i w:val="0"/>
+                <w:color w:val="2B547E"/>
+                <w:sz w:val="20"/>
+              </w:rPr>
+              <w:t>Контрола на температура</w:t>
+            </w:r>
+            <w:r>
+              <w:rPr>
+                <w:rFonts w:ascii="Calibri" w:hAnsi="Calibri"/>
+                <w:b w:val="0"/>
+                <w:i w:val="0"/>
+                <w:color w:val="2B547E"/>
+                <w:sz w:val="16"/>
+              </w:rPr>
+              <w:t xml:space="preserve"> | </w:t>
+            </w:r>
+            <w:r>
+              <w:rPr>
+                <w:rFonts w:ascii="Calibri" w:hAnsi="Calibri"/>
+                <w:b w:val="0"/>
+                <w:i w:val="0"/>
+                <w:color w:val="2B547E"/>
+                <w:sz w:val="16"/>
+              </w:rPr>
+              <w:t>Temperature control</w:t>
+            </w:r>
+          </w:p>
+        </w:tc>
+        <w:tc>
+          <w:tcPr>
+            <w:vAlign w:val="center"/>
+            <w:tcW w:type="dxa" w:w="7291"/>
+          </w:tcPr>
+          <w:p>
+            <w:pPr>
+              <w:spacing w:before="20" w:after="20"/>
+              <w:jc w:val="center"/>
+            </w:pPr>
+            <w:r/>
+            <w:r>
+              <w:rPr>
+                <w:rFonts w:ascii="Calibri" w:hAnsi="Calibri"/>
+                <w:b w:val="0"/>
+                <w:i w:val="0"/>
+                <w:color w:val="000000"/>
+                <w:sz w:val="20"/>
+              </w:rPr>
+              <w:t>☐ Активна</w:t>
+            </w:r>
+            <w:r>
+              <w:rPr>
+                <w:rFonts w:ascii="Calibri" w:hAnsi="Calibri"/>
+                <w:b w:val="0"/>
+                <w:i w:val="0"/>
+                <w:color w:val="000000"/>
+                <w:sz w:val="16"/>
+              </w:rPr>
+              <w:t xml:space="preserve"> | </w:t>
+            </w:r>
+            <w:r>
+              <w:rPr>
+                <w:rFonts w:ascii="Calibri" w:hAnsi="Calibri"/>
+                <w:b w:val="0"/>
+                <w:i/>
+                <w:color w:val="000000"/>
+                <w:sz w:val="16"/>
+              </w:rPr>
+              <w:t>Active   ☐ Пасивна | Passive</w:t>
+            </w:r>
+          </w:p>
+        </w:tc>
+      </w:tr>
+      <w:tr>
+        <w:tc>
+          <w:tcPr>
+            <w:shd w:val="clear" w:color="auto" w:fill="F2F2F2"/>
+            <w:vAlign w:val="center"/>
+            <w:tcW w:type="dxa" w:w="3175"/>
+          </w:tcPr>
+          <w:p>
+            <w:pPr>
+              <w:spacing w:before="20" w:after="20"/>
+              <w:jc w:val="center"/>
+            </w:pPr>
+            <w:r/>
+            <w:r>
+              <w:rPr>
+                <w:rFonts w:ascii="Calibri" w:hAnsi="Calibri"/>
+                <w:b/>
+                <w:i w:val="0"/>
+                <w:color w:val="2B547E"/>
+                <w:sz w:val="20"/>
+              </w:rPr>
+              <w:t>Конфигурација на палети</w:t>
+            </w:r>
+            <w:r>
+              <w:rPr>
+                <w:rFonts w:ascii="Calibri" w:hAnsi="Calibri"/>
+                <w:b w:val="0"/>
+                <w:i w:val="0"/>
+                <w:color w:val="2B547E"/>
+                <w:sz w:val="16"/>
+              </w:rPr>
+              <w:t xml:space="preserve"> | </w:t>
+            </w:r>
+            <w:r>
+              <w:rPr>
+                <w:rFonts w:ascii="Calibri" w:hAnsi="Calibri"/>
+                <w:b w:val="0"/>
+                <w:i w:val="0"/>
+                <w:color w:val="2B547E"/>
+                <w:sz w:val="16"/>
+              </w:rPr>
+              <w:t>Pallet configuration</w:t>
             </w:r>
           </w:p>
         </w:tc>
